--- a/lab-e/PTW-LE-grN-nazwisko-imie.docx
+++ b/lab-e/PTW-LE-grN-nazwisko-imie.docx
@@ -18,8 +18,8 @@
         <w:tblLook w:val="04a0" w:noVBand="1" w:noHBand="0" w:lastColumn="0" w:firstColumn="1" w:lastRow="0" w:firstRow="1"/>
       </w:tblPr>
       <w:tblGrid>
-        <w:gridCol w:w="1694"/>
-        <w:gridCol w:w="4255"/>
+        <w:gridCol w:w="1693"/>
+        <w:gridCol w:w="4256"/>
         <w:gridCol w:w="4507"/>
       </w:tblGrid>
       <w:tr>
@@ -28,7 +28,7 @@
         </w:trPr>
         <w:tc>
           <w:tcPr>
-            <w:tcW w:w="1694" w:type="dxa"/>
+            <w:tcW w:w="1693" w:type="dxa"/>
             <w:vMerge w:val="restart"/>
             <w:tcBorders>
               <w:top w:val="single" w:sz="4" w:space="0" w:color="D9D9D9"/>
@@ -116,7 +116,7 @@
         </w:tc>
         <w:tc>
           <w:tcPr>
-            <w:tcW w:w="4255" w:type="dxa"/>
+            <w:tcW w:w="4256" w:type="dxa"/>
             <w:vMerge w:val="restart"/>
             <w:tcBorders>
               <w:top w:val="single" w:sz="4" w:space="0" w:color="D9D9D9"/>
@@ -500,7 +500,7 @@
         </w:trPr>
         <w:tc>
           <w:tcPr>
-            <w:tcW w:w="1694" w:type="dxa"/>
+            <w:tcW w:w="1693" w:type="dxa"/>
             <w:vMerge w:val="continue"/>
             <w:tcBorders>
               <w:top w:val="single" w:sz="4" w:space="0" w:color="D9D9D9"/>
@@ -539,7 +539,7 @@
         </w:tc>
         <w:tc>
           <w:tcPr>
-            <w:tcW w:w="4255" w:type="dxa"/>
+            <w:tcW w:w="4256" w:type="dxa"/>
             <w:vMerge w:val="continue"/>
             <w:tcBorders>
               <w:top w:val="single" w:sz="4" w:space="0" w:color="D9D9D9"/>
@@ -607,7 +607,7 @@
         </w:trPr>
         <w:tc>
           <w:tcPr>
-            <w:tcW w:w="1694" w:type="dxa"/>
+            <w:tcW w:w="1693" w:type="dxa"/>
             <w:tcBorders>
               <w:top w:val="single" w:sz="4" w:space="0" w:color="D9D9D9"/>
               <w:start w:val="single" w:sz="4" w:space="0" w:color="D9D9D9"/>
@@ -693,7 +693,7 @@
         </w:tc>
         <w:tc>
           <w:tcPr>
-            <w:tcW w:w="4255" w:type="dxa"/>
+            <w:tcW w:w="4256" w:type="dxa"/>
             <w:vMerge w:val="continue"/>
             <w:tcBorders>
               <w:top w:val="single" w:sz="4" w:space="0" w:color="D9D9D9"/>
@@ -1548,8 +1548,8 @@
           <w:lang w:val="pl-PL"/>
         </w:rPr>
       </w:pPr>
-      <w:bookmarkStart w:id="4" w:name="_Toc228391778"/>
-      <w:bookmarkStart w:id="5" w:name="_Toc146283465"/>
+      <w:bookmarkStart w:id="4" w:name="_Toc146283465"/>
+      <w:bookmarkStart w:id="5" w:name="_Toc228391778"/>
       <w:r>
         <w:rPr>
           <w:lang w:val="pl-PL"/>
@@ -1598,8 +1598,8 @@
           <w:lang w:val="pl-PL"/>
         </w:rPr>
       </w:pPr>
-      <w:bookmarkStart w:id="6" w:name="_Toc146283466"/>
-      <w:bookmarkStart w:id="7" w:name="_Toc228391779"/>
+      <w:bookmarkStart w:id="6" w:name="_Toc228391779"/>
+      <w:bookmarkStart w:id="7" w:name="_Toc146283466"/>
       <w:r>
         <w:rPr>
           <w:lang w:val="pl-PL"/>
@@ -2755,8 +2755,8 @@
         <w:tblLook w:val="04a0" w:noVBand="1" w:noHBand="0" w:lastColumn="0" w:firstColumn="1" w:lastRow="0" w:firstRow="1"/>
       </w:tblPr>
       <w:tblGrid>
-        <w:gridCol w:w="8194"/>
-        <w:gridCol w:w="1136"/>
+        <w:gridCol w:w="8193"/>
+        <w:gridCol w:w="1137"/>
         <w:gridCol w:w="1136"/>
       </w:tblGrid>
       <w:tr>
@@ -2765,7 +2765,7 @@
         </w:trPr>
         <w:tc>
           <w:tcPr>
-            <w:tcW w:w="8194" w:type="dxa"/>
+            <w:tcW w:w="8193" w:type="dxa"/>
             <w:tcBorders/>
             <w:vAlign w:val="center"/>
           </w:tcPr>
@@ -2798,7 +2798,7 @@
         </w:tc>
         <w:tc>
           <w:tcPr>
-            <w:tcW w:w="1136" w:type="dxa"/>
+            <w:tcW w:w="1137" w:type="dxa"/>
             <w:tcBorders/>
             <w:vAlign w:val="center"/>
           </w:tcPr>
@@ -3030,8 +3030,8 @@
         <w:tblLook w:val="04a0" w:noVBand="1" w:noHBand="0" w:lastColumn="0" w:firstColumn="1" w:lastRow="0" w:firstRow="1"/>
       </w:tblPr>
       <w:tblGrid>
-        <w:gridCol w:w="8194"/>
-        <w:gridCol w:w="1136"/>
+        <w:gridCol w:w="8193"/>
+        <w:gridCol w:w="1137"/>
         <w:gridCol w:w="1136"/>
       </w:tblGrid>
       <w:tr>
@@ -3040,7 +3040,7 @@
         </w:trPr>
         <w:tc>
           <w:tcPr>
-            <w:tcW w:w="8194" w:type="dxa"/>
+            <w:tcW w:w="8193" w:type="dxa"/>
             <w:tcBorders/>
             <w:vAlign w:val="center"/>
           </w:tcPr>
@@ -3073,7 +3073,7 @@
         </w:tc>
         <w:tc>
           <w:tcPr>
-            <w:tcW w:w="1136" w:type="dxa"/>
+            <w:tcW w:w="1137" w:type="dxa"/>
             <w:tcBorders/>
             <w:vAlign w:val="center"/>
           </w:tcPr>
@@ -3260,7 +3260,7 @@
         <w:rPr/>
         <w:drawing>
           <wp:inline distT="0" distB="0" distL="0" distR="0">
-            <wp:extent cx="899795" cy="899795"/>
+            <wp:extent cx="2937510" cy="1440180"/>
             <wp:effectExtent l="0" t="0" r="0" b="0"/>
             <wp:docPr id="5" name="Obraz 1869365297"/>
             <wp:cNvGraphicFramePr>
@@ -3284,7 +3284,7 @@
                   <pic:spPr bwMode="auto">
                     <a:xfrm>
                       <a:off x="0" y="0"/>
-                      <a:ext cx="899795" cy="899795"/>
+                      <a:ext cx="2937510" cy="1440180"/>
                     </a:xfrm>
                     <a:prstGeom prst="rect">
                       <a:avLst/>
@@ -3336,7 +3336,7 @@
         <w:rPr/>
         <w:drawing>
           <wp:inline distT="0" distB="0" distL="0" distR="0">
-            <wp:extent cx="899795" cy="899795"/>
+            <wp:extent cx="2841625" cy="899795"/>
             <wp:effectExtent l="0" t="0" r="0" b="0"/>
             <wp:docPr id="6" name="Obraz 1915005695"/>
             <wp:cNvGraphicFramePr>
@@ -3360,7 +3360,7 @@
                   <pic:spPr bwMode="auto">
                     <a:xfrm>
                       <a:off x="0" y="0"/>
-                      <a:ext cx="899795" cy="899795"/>
+                      <a:ext cx="2841625" cy="899795"/>
                     </a:xfrm>
                     <a:prstGeom prst="rect">
                       <a:avLst/>
@@ -3437,7 +3437,7 @@
         <w:rPr/>
         <w:drawing>
           <wp:inline distT="0" distB="0" distL="0" distR="0">
-            <wp:extent cx="899795" cy="899795"/>
+            <wp:extent cx="3107690" cy="899795"/>
             <wp:effectExtent l="0" t="0" r="0" b="0"/>
             <wp:docPr id="7" name="Obraz 1056693678"/>
             <wp:cNvGraphicFramePr>
@@ -3461,7 +3461,7 @@
                   <pic:spPr bwMode="auto">
                     <a:xfrm>
                       <a:off x="0" y="0"/>
-                      <a:ext cx="899795" cy="899795"/>
+                      <a:ext cx="3107690" cy="899795"/>
                     </a:xfrm>
                     <a:prstGeom prst="rect">
                       <a:avLst/>
@@ -3482,7 +3482,7 @@
         <w:rPr/>
         <w:drawing>
           <wp:inline distT="0" distB="0" distL="0" distR="0">
-            <wp:extent cx="899795" cy="899795"/>
+            <wp:extent cx="3315335" cy="899795"/>
             <wp:effectExtent l="0" t="0" r="0" b="0"/>
             <wp:docPr id="8" name="Obraz 584111705"/>
             <wp:cNvGraphicFramePr>
@@ -3506,7 +3506,7 @@
                   <pic:spPr bwMode="auto">
                     <a:xfrm>
                       <a:off x="0" y="0"/>
-                      <a:ext cx="899795" cy="899795"/>
+                      <a:ext cx="3315335" cy="899795"/>
                     </a:xfrm>
                     <a:prstGeom prst="rect">
                       <a:avLst/>
@@ -3536,8 +3536,8 @@
         <w:tblLook w:val="04a0" w:noVBand="1" w:noHBand="0" w:lastColumn="0" w:firstColumn="1" w:lastRow="0" w:firstRow="1"/>
       </w:tblPr>
       <w:tblGrid>
-        <w:gridCol w:w="8194"/>
-        <w:gridCol w:w="1136"/>
+        <w:gridCol w:w="8193"/>
+        <w:gridCol w:w="1137"/>
         <w:gridCol w:w="1136"/>
       </w:tblGrid>
       <w:tr>
@@ -3546,7 +3546,7 @@
         </w:trPr>
         <w:tc>
           <w:tcPr>
-            <w:tcW w:w="8194" w:type="dxa"/>
+            <w:tcW w:w="8193" w:type="dxa"/>
             <w:tcBorders/>
             <w:vAlign w:val="center"/>
           </w:tcPr>
@@ -3574,6 +3574,39 @@
                 <w:lang w:eastAsia="en-US" w:bidi="ar-SA"/>
               </w:rPr>
               <w:t>Punkty:</w:t>
+            </w:r>
+          </w:p>
+        </w:tc>
+        <w:tc>
+          <w:tcPr>
+            <w:tcW w:w="1137" w:type="dxa"/>
+            <w:tcBorders/>
+            <w:vAlign w:val="center"/>
+          </w:tcPr>
+          <w:p>
+            <w:pPr>
+              <w:pStyle w:val="PunktyTabela"/>
+              <w:widowControl/>
+              <w:suppressAutoHyphens w:val="true"/>
+              <w:spacing w:before="0" w:after="0"/>
+              <w:jc w:val="center"/>
+              <w:rPr>
+                <w:rFonts w:ascii="Calibri" w:hAnsi="Calibri" w:eastAsia="Calibri" w:cs="Arial"/>
+                <w:kern w:val="2"/>
+                <w:sz w:val="22"/>
+                <w:szCs w:val="22"/>
+                <w:lang w:eastAsia="en-US" w:bidi="ar-SA"/>
+              </w:rPr>
+            </w:pPr>
+            <w:r>
+              <w:rPr>
+                <w:rFonts w:eastAsia="Calibri" w:cs="Arial"/>
+                <w:kern w:val="2"/>
+                <w:sz w:val="22"/>
+                <w:szCs w:val="22"/>
+                <w:lang w:eastAsia="en-US" w:bidi="ar-SA"/>
+              </w:rPr>
+              <w:t>0</w:t>
             </w:r>
           </w:p>
         </w:tc>
@@ -3606,39 +3639,6 @@
                 <w:szCs w:val="22"/>
                 <w:lang w:eastAsia="en-US" w:bidi="ar-SA"/>
               </w:rPr>
-              <w:t>0</w:t>
-            </w:r>
-          </w:p>
-        </w:tc>
-        <w:tc>
-          <w:tcPr>
-            <w:tcW w:w="1136" w:type="dxa"/>
-            <w:tcBorders/>
-            <w:vAlign w:val="center"/>
-          </w:tcPr>
-          <w:p>
-            <w:pPr>
-              <w:pStyle w:val="PunktyTabela"/>
-              <w:widowControl/>
-              <w:suppressAutoHyphens w:val="true"/>
-              <w:spacing w:before="0" w:after="0"/>
-              <w:jc w:val="center"/>
-              <w:rPr>
-                <w:rFonts w:ascii="Calibri" w:hAnsi="Calibri" w:eastAsia="Calibri" w:cs="Arial"/>
-                <w:kern w:val="2"/>
-                <w:sz w:val="22"/>
-                <w:szCs w:val="22"/>
-                <w:lang w:eastAsia="en-US" w:bidi="ar-SA"/>
-              </w:rPr>
-            </w:pPr>
-            <w:r>
-              <w:rPr>
-                <w:rFonts w:eastAsia="Calibri" w:cs="Arial"/>
-                <w:kern w:val="2"/>
-                <w:sz w:val="22"/>
-                <w:szCs w:val="22"/>
-                <w:lang w:eastAsia="en-US" w:bidi="ar-SA"/>
-              </w:rPr>
               <w:t>1</w:t>
             </w:r>
           </w:p>
@@ -3687,7 +3687,7 @@
         <w:rPr/>
         <w:drawing>
           <wp:inline distT="0" distB="0" distL="0" distR="0">
-            <wp:extent cx="899795" cy="899795"/>
+            <wp:extent cx="2927350" cy="899795"/>
             <wp:effectExtent l="0" t="0" r="0" b="0"/>
             <wp:docPr id="9" name="Obraz 1618051557"/>
             <wp:cNvGraphicFramePr>
@@ -3711,7 +3711,7 @@
                   <pic:spPr bwMode="auto">
                     <a:xfrm>
                       <a:off x="0" y="0"/>
-                      <a:ext cx="899795" cy="899795"/>
+                      <a:ext cx="2927350" cy="899795"/>
                     </a:xfrm>
                     <a:prstGeom prst="rect">
                       <a:avLst/>
@@ -3732,7 +3732,7 @@
         <w:rPr/>
         <w:drawing>
           <wp:inline distT="0" distB="0" distL="0" distR="0">
-            <wp:extent cx="899795" cy="899795"/>
+            <wp:extent cx="2142490" cy="899795"/>
             <wp:effectExtent l="0" t="0" r="0" b="0"/>
             <wp:docPr id="10" name="Obraz 381008869"/>
             <wp:cNvGraphicFramePr>
@@ -3756,7 +3756,7 @@
                   <pic:spPr bwMode="auto">
                     <a:xfrm>
                       <a:off x="0" y="0"/>
-                      <a:ext cx="899795" cy="899795"/>
+                      <a:ext cx="2142490" cy="899795"/>
                     </a:xfrm>
                     <a:prstGeom prst="rect">
                       <a:avLst/>
@@ -3808,7 +3808,7 @@
         <w:rPr/>
         <w:drawing>
           <wp:inline distT="0" distB="0" distL="0" distR="0">
-            <wp:extent cx="899795" cy="899795"/>
+            <wp:extent cx="1761490" cy="1761490"/>
             <wp:effectExtent l="0" t="0" r="0" b="0"/>
             <wp:docPr id="11" name="Obraz 1233582936"/>
             <wp:cNvGraphicFramePr>
@@ -3832,7 +3832,7 @@
                   <pic:spPr bwMode="auto">
                     <a:xfrm>
                       <a:off x="0" y="0"/>
-                      <a:ext cx="899795" cy="899795"/>
+                      <a:ext cx="1761490" cy="1761490"/>
                     </a:xfrm>
                     <a:prstGeom prst="rect">
                       <a:avLst/>
@@ -3875,7 +3875,7 @@
         <w:rPr/>
         <w:drawing>
           <wp:inline distT="0" distB="0" distL="0" distR="0">
-            <wp:extent cx="899795" cy="899795"/>
+            <wp:extent cx="2933065" cy="899795"/>
             <wp:effectExtent l="0" t="0" r="0" b="0"/>
             <wp:docPr id="12" name="Obraz 682287573"/>
             <wp:cNvGraphicFramePr>
@@ -3899,7 +3899,7 @@
                   <pic:spPr bwMode="auto">
                     <a:xfrm>
                       <a:off x="0" y="0"/>
-                      <a:ext cx="899795" cy="899795"/>
+                      <a:ext cx="2933065" cy="899795"/>
                     </a:xfrm>
                     <a:prstGeom prst="rect">
                       <a:avLst/>
@@ -3920,7 +3920,7 @@
         <w:rPr/>
         <w:drawing>
           <wp:inline distT="0" distB="0" distL="0" distR="0">
-            <wp:extent cx="899795" cy="899795"/>
+            <wp:extent cx="2207260" cy="899795"/>
             <wp:effectExtent l="0" t="0" r="0" b="0"/>
             <wp:docPr id="13" name="Obraz 1094158019"/>
             <wp:cNvGraphicFramePr>
@@ -3944,7 +3944,7 @@
                   <pic:spPr bwMode="auto">
                     <a:xfrm>
                       <a:off x="0" y="0"/>
-                      <a:ext cx="899795" cy="899795"/>
+                      <a:ext cx="2207260" cy="899795"/>
                     </a:xfrm>
                     <a:prstGeom prst="rect">
                       <a:avLst/>
@@ -3974,8 +3974,8 @@
         <w:tblLook w:val="04a0" w:noVBand="1" w:noHBand="0" w:lastColumn="0" w:firstColumn="1" w:lastRow="0" w:firstRow="1"/>
       </w:tblPr>
       <w:tblGrid>
-        <w:gridCol w:w="8194"/>
-        <w:gridCol w:w="1136"/>
+        <w:gridCol w:w="8193"/>
+        <w:gridCol w:w="1137"/>
         <w:gridCol w:w="1136"/>
       </w:tblGrid>
       <w:tr>
@@ -3984,7 +3984,7 @@
         </w:trPr>
         <w:tc>
           <w:tcPr>
-            <w:tcW w:w="8194" w:type="dxa"/>
+            <w:tcW w:w="8193" w:type="dxa"/>
             <w:tcBorders/>
             <w:vAlign w:val="center"/>
           </w:tcPr>
@@ -4012,6 +4012,39 @@
                 <w:lang w:eastAsia="en-US" w:bidi="ar-SA"/>
               </w:rPr>
               <w:t>Punkty:</w:t>
+            </w:r>
+          </w:p>
+        </w:tc>
+        <w:tc>
+          <w:tcPr>
+            <w:tcW w:w="1137" w:type="dxa"/>
+            <w:tcBorders/>
+            <w:vAlign w:val="center"/>
+          </w:tcPr>
+          <w:p>
+            <w:pPr>
+              <w:pStyle w:val="PunktyTabela"/>
+              <w:widowControl/>
+              <w:suppressAutoHyphens w:val="true"/>
+              <w:spacing w:before="0" w:after="0"/>
+              <w:jc w:val="center"/>
+              <w:rPr>
+                <w:rFonts w:ascii="Calibri" w:hAnsi="Calibri" w:eastAsia="Calibri" w:cs="Arial"/>
+                <w:kern w:val="2"/>
+                <w:sz w:val="22"/>
+                <w:szCs w:val="22"/>
+                <w:lang w:eastAsia="en-US" w:bidi="ar-SA"/>
+              </w:rPr>
+            </w:pPr>
+            <w:r>
+              <w:rPr>
+                <w:rFonts w:eastAsia="Calibri" w:cs="Arial"/>
+                <w:kern w:val="2"/>
+                <w:sz w:val="22"/>
+                <w:szCs w:val="22"/>
+                <w:lang w:eastAsia="en-US" w:bidi="ar-SA"/>
+              </w:rPr>
+              <w:t>0</w:t>
             </w:r>
           </w:p>
         </w:tc>
@@ -4044,39 +4077,6 @@
                 <w:szCs w:val="22"/>
                 <w:lang w:eastAsia="en-US" w:bidi="ar-SA"/>
               </w:rPr>
-              <w:t>0</w:t>
-            </w:r>
-          </w:p>
-        </w:tc>
-        <w:tc>
-          <w:tcPr>
-            <w:tcW w:w="1136" w:type="dxa"/>
-            <w:tcBorders/>
-            <w:vAlign w:val="center"/>
-          </w:tcPr>
-          <w:p>
-            <w:pPr>
-              <w:pStyle w:val="PunktyTabela"/>
-              <w:widowControl/>
-              <w:suppressAutoHyphens w:val="true"/>
-              <w:spacing w:before="0" w:after="0"/>
-              <w:jc w:val="center"/>
-              <w:rPr>
-                <w:rFonts w:ascii="Calibri" w:hAnsi="Calibri" w:eastAsia="Calibri" w:cs="Arial"/>
-                <w:kern w:val="2"/>
-                <w:sz w:val="22"/>
-                <w:szCs w:val="22"/>
-                <w:lang w:eastAsia="en-US" w:bidi="ar-SA"/>
-              </w:rPr>
-            </w:pPr>
-            <w:r>
-              <w:rPr>
-                <w:rFonts w:eastAsia="Calibri" w:cs="Arial"/>
-                <w:kern w:val="2"/>
-                <w:sz w:val="22"/>
-                <w:szCs w:val="22"/>
-                <w:lang w:eastAsia="en-US" w:bidi="ar-SA"/>
-              </w:rPr>
               <w:t>1</w:t>
             </w:r>
           </w:p>
@@ -4090,8 +4090,8 @@
           <w:lang w:val="pl-PL"/>
         </w:rPr>
       </w:pPr>
-      <w:bookmarkStart w:id="13" w:name="_Toc146283472"/>
-      <w:bookmarkStart w:id="14" w:name="_Toc228391785"/>
+      <w:bookmarkStart w:id="13" w:name="_Toc228391785"/>
+      <w:bookmarkStart w:id="14" w:name="_Toc146283472"/>
       <w:r>
         <w:rPr>
           <w:lang w:val="pl-PL"/>
@@ -4164,6 +4164,16 @@
     </w:p>
     <w:p>
       <w:pPr>
+        <w:pStyle w:val="Zadanie"/>
+        <w:rPr/>
+      </w:pPr>
+      <w:r>
+        <w:rPr/>
+        <w:t>https://github.com/barczykjakub553-ui/barczykjakub553-ui.github.io/tree/main/lab-e</w:t>
+      </w:r>
+    </w:p>
+    <w:p>
+      <w:pPr>
         <w:pStyle w:val="Heading1"/>
         <w:rPr>
           <w:lang w:val="pl-PL"/>
@@ -4195,6 +4205,25 @@
       </w:pPr>
       <w:r>
         <w:rPr/>
+      </w:r>
+    </w:p>
+    <w:p>
+      <w:pPr>
+        <w:pStyle w:val="Zadanie"/>
+        <w:rPr/>
+      </w:pPr>
+      <w:r>
+        <w:rPr/>
+      </w:r>
+    </w:p>
+    <w:p>
+      <w:pPr>
+        <w:pStyle w:val="Zadanie"/>
+        <w:rPr/>
+      </w:pPr>
+      <w:r>
+        <w:rPr/>
+        <w:t xml:space="preserve">Mega fajne zadanie, podobalo mi się ale mam blad bo nie usuwa poprzednich linkow. Lubie te zaawansowane technologie WEB i aplikacji. </w:t>
       </w:r>
     </w:p>
     <w:p>
@@ -4332,7 +4361,7 @@
             <w:sz w:val="24"/>
             <w:szCs w:val="24"/>
           </w:rPr>
-          <w:t>6</w:t>
+          <w:t>5</w:t>
         </w:r>
         <w:r>
           <w:rPr>

--- a/lab-e/PTW-LE-grN-nazwisko-imie.docx
+++ b/lab-e/PTW-LE-grN-nazwisko-imie.docx
@@ -18,8 +18,8 @@
         <w:tblLook w:val="04a0" w:noVBand="1" w:noHBand="0" w:lastColumn="0" w:firstColumn="1" w:lastRow="0" w:firstRow="1"/>
       </w:tblPr>
       <w:tblGrid>
-        <w:gridCol w:w="1693"/>
-        <w:gridCol w:w="4256"/>
+        <w:gridCol w:w="1692"/>
+        <w:gridCol w:w="4257"/>
         <w:gridCol w:w="4507"/>
       </w:tblGrid>
       <w:tr>
@@ -28,7 +28,7 @@
         </w:trPr>
         <w:tc>
           <w:tcPr>
-            <w:tcW w:w="1693" w:type="dxa"/>
+            <w:tcW w:w="1692" w:type="dxa"/>
             <w:vMerge w:val="restart"/>
             <w:tcBorders>
               <w:top w:val="single" w:sz="4" w:space="0" w:color="D9D9D9"/>
@@ -116,7 +116,7 @@
         </w:tc>
         <w:tc>
           <w:tcPr>
-            <w:tcW w:w="4256" w:type="dxa"/>
+            <w:tcW w:w="4257" w:type="dxa"/>
             <w:vMerge w:val="restart"/>
             <w:tcBorders>
               <w:top w:val="single" w:sz="4" w:space="0" w:color="D9D9D9"/>
@@ -500,7 +500,7 @@
         </w:trPr>
         <w:tc>
           <w:tcPr>
-            <w:tcW w:w="1693" w:type="dxa"/>
+            <w:tcW w:w="1692" w:type="dxa"/>
             <w:vMerge w:val="continue"/>
             <w:tcBorders>
               <w:top w:val="single" w:sz="4" w:space="0" w:color="D9D9D9"/>
@@ -539,7 +539,7 @@
         </w:tc>
         <w:tc>
           <w:tcPr>
-            <w:tcW w:w="4256" w:type="dxa"/>
+            <w:tcW w:w="4257" w:type="dxa"/>
             <w:vMerge w:val="continue"/>
             <w:tcBorders>
               <w:top w:val="single" w:sz="4" w:space="0" w:color="D9D9D9"/>
@@ -607,7 +607,7 @@
         </w:trPr>
         <w:tc>
           <w:tcPr>
-            <w:tcW w:w="1693" w:type="dxa"/>
+            <w:tcW w:w="1692" w:type="dxa"/>
             <w:tcBorders>
               <w:top w:val="single" w:sz="4" w:space="0" w:color="D9D9D9"/>
               <w:start w:val="single" w:sz="4" w:space="0" w:color="D9D9D9"/>
@@ -693,7 +693,7 @@
         </w:tc>
         <w:tc>
           <w:tcPr>
-            <w:tcW w:w="4256" w:type="dxa"/>
+            <w:tcW w:w="4257" w:type="dxa"/>
             <w:vMerge w:val="continue"/>
             <w:tcBorders>
               <w:top w:val="single" w:sz="4" w:space="0" w:color="D9D9D9"/>
@@ -1548,8 +1548,8 @@
           <w:lang w:val="pl-PL"/>
         </w:rPr>
       </w:pPr>
-      <w:bookmarkStart w:id="4" w:name="_Toc146283465"/>
-      <w:bookmarkStart w:id="5" w:name="_Toc228391778"/>
+      <w:bookmarkStart w:id="4" w:name="_Toc228391778"/>
+      <w:bookmarkStart w:id="5" w:name="_Toc146283465"/>
       <w:r>
         <w:rPr>
           <w:lang w:val="pl-PL"/>
@@ -1598,8 +1598,8 @@
           <w:lang w:val="pl-PL"/>
         </w:rPr>
       </w:pPr>
-      <w:bookmarkStart w:id="6" w:name="_Toc228391779"/>
-      <w:bookmarkStart w:id="7" w:name="_Toc146283466"/>
+      <w:bookmarkStart w:id="6" w:name="_Toc146283466"/>
+      <w:bookmarkStart w:id="7" w:name="_Toc228391779"/>
       <w:r>
         <w:rPr>
           <w:lang w:val="pl-PL"/>
@@ -2755,8 +2755,8 @@
         <w:tblLook w:val="04a0" w:noVBand="1" w:noHBand="0" w:lastColumn="0" w:firstColumn="1" w:lastRow="0" w:firstRow="1"/>
       </w:tblPr>
       <w:tblGrid>
-        <w:gridCol w:w="8193"/>
-        <w:gridCol w:w="1137"/>
+        <w:gridCol w:w="8192"/>
+        <w:gridCol w:w="1138"/>
         <w:gridCol w:w="1136"/>
       </w:tblGrid>
       <w:tr>
@@ -2765,7 +2765,7 @@
         </w:trPr>
         <w:tc>
           <w:tcPr>
-            <w:tcW w:w="8193" w:type="dxa"/>
+            <w:tcW w:w="8192" w:type="dxa"/>
             <w:tcBorders/>
             <w:vAlign w:val="center"/>
           </w:tcPr>
@@ -2798,7 +2798,7 @@
         </w:tc>
         <w:tc>
           <w:tcPr>
-            <w:tcW w:w="1137" w:type="dxa"/>
+            <w:tcW w:w="1138" w:type="dxa"/>
             <w:tcBorders/>
             <w:vAlign w:val="center"/>
           </w:tcPr>
@@ -3030,8 +3030,8 @@
         <w:tblLook w:val="04a0" w:noVBand="1" w:noHBand="0" w:lastColumn="0" w:firstColumn="1" w:lastRow="0" w:firstRow="1"/>
       </w:tblPr>
       <w:tblGrid>
-        <w:gridCol w:w="8193"/>
-        <w:gridCol w:w="1137"/>
+        <w:gridCol w:w="8192"/>
+        <w:gridCol w:w="1138"/>
         <w:gridCol w:w="1136"/>
       </w:tblGrid>
       <w:tr>
@@ -3040,7 +3040,7 @@
         </w:trPr>
         <w:tc>
           <w:tcPr>
-            <w:tcW w:w="8193" w:type="dxa"/>
+            <w:tcW w:w="8192" w:type="dxa"/>
             <w:tcBorders/>
             <w:vAlign w:val="center"/>
           </w:tcPr>
@@ -3073,7 +3073,7 @@
         </w:tc>
         <w:tc>
           <w:tcPr>
-            <w:tcW w:w="1137" w:type="dxa"/>
+            <w:tcW w:w="1138" w:type="dxa"/>
             <w:tcBorders/>
             <w:vAlign w:val="center"/>
           </w:tcPr>
@@ -3536,8 +3536,8 @@
         <w:tblLook w:val="04a0" w:noVBand="1" w:noHBand="0" w:lastColumn="0" w:firstColumn="1" w:lastRow="0" w:firstRow="1"/>
       </w:tblPr>
       <w:tblGrid>
-        <w:gridCol w:w="8193"/>
-        <w:gridCol w:w="1137"/>
+        <w:gridCol w:w="8192"/>
+        <w:gridCol w:w="1138"/>
         <w:gridCol w:w="1136"/>
       </w:tblGrid>
       <w:tr>
@@ -3546,7 +3546,7 @@
         </w:trPr>
         <w:tc>
           <w:tcPr>
-            <w:tcW w:w="8193" w:type="dxa"/>
+            <w:tcW w:w="8192" w:type="dxa"/>
             <w:tcBorders/>
             <w:vAlign w:val="center"/>
           </w:tcPr>
@@ -3579,7 +3579,7 @@
         </w:tc>
         <w:tc>
           <w:tcPr>
-            <w:tcW w:w="1137" w:type="dxa"/>
+            <w:tcW w:w="1138" w:type="dxa"/>
             <w:tcBorders/>
             <w:vAlign w:val="center"/>
           </w:tcPr>
@@ -3858,10 +3858,15 @@
     <w:p>
       <w:pPr>
         <w:pStyle w:val="Zadanie"/>
-        <w:rPr/>
-      </w:pPr>
-      <w:r>
-        <w:rPr/>
+        <w:rPr>
+          <w:highlight w:val="none"/>
+          <w:shd w:fill="81D41A" w:val="clear"/>
+        </w:rPr>
+      </w:pPr>
+      <w:r>
+        <w:rPr>
+          <w:shd w:fill="81D41A" w:val="clear"/>
+        </w:rPr>
         <w:t>Wstaw zrzuty ekranu fragmentu kodu strony (narzędzia developerskie) z podłączonym elementem &lt;link&gt; przed i po zmianie stylu:</w:t>
       </w:r>
     </w:p>
@@ -3875,7 +3880,7 @@
         <w:rPr/>
         <w:drawing>
           <wp:inline distT="0" distB="0" distL="0" distR="0">
-            <wp:extent cx="2933065" cy="899795"/>
+            <wp:extent cx="2933065" cy="614680"/>
             <wp:effectExtent l="0" t="0" r="0" b="0"/>
             <wp:docPr id="12" name="Obraz 682287573"/>
             <wp:cNvGraphicFramePr>
@@ -3899,7 +3904,7 @@
                   <pic:spPr bwMode="auto">
                     <a:xfrm>
                       <a:off x="0" y="0"/>
-                      <a:ext cx="2933065" cy="899795"/>
+                      <a:ext cx="2933065" cy="614680"/>
                     </a:xfrm>
                     <a:prstGeom prst="rect">
                       <a:avLst/>
@@ -3920,7 +3925,7 @@
         <w:rPr/>
         <w:drawing>
           <wp:inline distT="0" distB="0" distL="0" distR="0">
-            <wp:extent cx="2207260" cy="899795"/>
+            <wp:extent cx="3489325" cy="632460"/>
             <wp:effectExtent l="0" t="0" r="0" b="0"/>
             <wp:docPr id="13" name="Obraz 1094158019"/>
             <wp:cNvGraphicFramePr>
@@ -3944,7 +3949,7 @@
                   <pic:spPr bwMode="auto">
                     <a:xfrm>
                       <a:off x="0" y="0"/>
-                      <a:ext cx="2207260" cy="899795"/>
+                      <a:ext cx="3489325" cy="632460"/>
                     </a:xfrm>
                     <a:prstGeom prst="rect">
                       <a:avLst/>
@@ -3974,8 +3979,8 @@
         <w:tblLook w:val="04a0" w:noVBand="1" w:noHBand="0" w:lastColumn="0" w:firstColumn="1" w:lastRow="0" w:firstRow="1"/>
       </w:tblPr>
       <w:tblGrid>
-        <w:gridCol w:w="8193"/>
-        <w:gridCol w:w="1137"/>
+        <w:gridCol w:w="8192"/>
+        <w:gridCol w:w="1138"/>
         <w:gridCol w:w="1136"/>
       </w:tblGrid>
       <w:tr>
@@ -3984,7 +3989,7 @@
         </w:trPr>
         <w:tc>
           <w:tcPr>
-            <w:tcW w:w="8193" w:type="dxa"/>
+            <w:tcW w:w="8192" w:type="dxa"/>
             <w:tcBorders/>
             <w:vAlign w:val="center"/>
           </w:tcPr>
@@ -4017,7 +4022,7 @@
         </w:tc>
         <w:tc>
           <w:tcPr>
-            <w:tcW w:w="1137" w:type="dxa"/>
+            <w:tcW w:w="1138" w:type="dxa"/>
             <w:tcBorders/>
             <w:vAlign w:val="center"/>
           </w:tcPr>
@@ -4090,8 +4095,8 @@
           <w:lang w:val="pl-PL"/>
         </w:rPr>
       </w:pPr>
-      <w:bookmarkStart w:id="13" w:name="_Toc228391785"/>
-      <w:bookmarkStart w:id="14" w:name="_Toc146283472"/>
+      <w:bookmarkStart w:id="13" w:name="_Toc146283472"/>
+      <w:bookmarkStart w:id="14" w:name="_Toc228391785"/>
       <w:r>
         <w:rPr>
           <w:lang w:val="pl-PL"/>
@@ -4169,7 +4174,7 @@
       </w:pPr>
       <w:r>
         <w:rPr/>
-        <w:t>https://github.com/barczykjakub553-ui/barczykjakub553-ui.github.io/tree/main/lab-e</w:t>
+        <w:t>https://github.com/barczykjakub553-ui/barczykjakub553-ui.github.io/tree/main2/lab-d</w:t>
       </w:r>
     </w:p>
     <w:p>
@@ -4361,7 +4366,7 @@
             <w:sz w:val="24"/>
             <w:szCs w:val="24"/>
           </w:rPr>
-          <w:t>5</w:t>
+          <w:t>6</w:t>
         </w:r>
         <w:r>
           <w:rPr>
